--- a/force-app/main/default/documents/Loop__LOOP_Files/CACFAFAJAcb82103e26784a61a3de00a77f79853e.docx
+++ b/force-app/main/default/documents/Loop__LOOP_Files/CACFAFAJAcb82103e26784a61a3de00a77f79853e.docx
@@ -504,7 +504,7 @@
     </w:p>
     <w:tbl>
       <w:tblPr>
-        <w:tblW w:w="10744" w:type="dxa"/>
+        <w:tblW w:w="10490" w:type="dxa"/>
         <w:tblInd w:w="-5" w:type="dxa"/>
         <w:tblBorders>
           <w:top w:val="single" w:sz="8" w:space="0" w:color="000000"/>
@@ -522,16 +522,16 @@
         <w:tblLook w:val="01E0" w:firstRow="1" w:lastRow="1" w:firstColumn="1" w:lastColumn="1" w:noHBand="0" w:noVBand="0"/>
       </w:tblPr>
       <w:tblGrid>
-        <w:gridCol w:w="9002"/>
-        <w:gridCol w:w="1742"/>
+        <w:gridCol w:w="8789"/>
+        <w:gridCol w:w="1701"/>
       </w:tblGrid>
       <w:tr>
         <w:trPr>
-          <w:trHeight w:val="379"/>
+          <w:trHeight w:val="370"/>
         </w:trPr>
         <w:tc>
           <w:tcPr>
-            <w:tcW w:w="9002" w:type="dxa"/>
+            <w:tcW w:w="8789" w:type="dxa"/>
             <w:tcBorders>
               <w:top w:val="single" w:sz="12" w:space="0" w:color="000000"/>
               <w:left w:val="single" w:sz="4" w:space="0" w:color="000000"/>
@@ -560,7 +560,7 @@
         </w:tc>
         <w:tc>
           <w:tcPr>
-            <w:tcW w:w="1742" w:type="dxa"/>
+            <w:tcW w:w="1701" w:type="dxa"/>
             <w:tcBorders>
               <w:top w:val="single" w:sz="12" w:space="0" w:color="000000"/>
               <w:bottom w:val="single" w:sz="12" w:space="0" w:color="000000"/>
@@ -590,16 +590,16 @@
       </w:tr>
       <w:tr>
         <w:trPr>
-          <w:trHeight w:val="379"/>
+          <w:trHeight w:val="370"/>
         </w:trPr>
         <w:tc>
           <w:tcPr>
-            <w:tcW w:w="9002" w:type="dxa"/>
+            <w:tcW w:w="8789" w:type="dxa"/>
             <w:tcBorders>
               <w:top w:val="single" w:sz="12" w:space="0" w:color="000000"/>
               <w:left w:val="single" w:sz="4" w:space="0" w:color="000000"/>
               <w:bottom w:val="single" w:sz="12" w:space="0" w:color="000000"/>
-              <w:right w:val="single" w:sz="4" w:space="0" w:color="auto"/>
+              <w:right w:val="single" w:sz="4" w:space="0" w:color="000000"/>
             </w:tcBorders>
             <w:shd w:val="clear" w:color="auto" w:fill="auto"/>
           </w:tcPr>
@@ -751,10 +751,10 @@
         </w:tc>
         <w:tc>
           <w:tcPr>
-            <w:tcW w:w="1742" w:type="dxa"/>
+            <w:tcW w:w="1701" w:type="dxa"/>
             <w:tcBorders>
               <w:top w:val="single" w:sz="12" w:space="0" w:color="000000"/>
-              <w:left w:val="single" w:sz="4" w:space="0" w:color="auto"/>
+              <w:left w:val="single" w:sz="4" w:space="0" w:color="000000"/>
               <w:bottom w:val="single" w:sz="12" w:space="0" w:color="000000"/>
               <w:right w:val="single" w:sz="4" w:space="0" w:color="000000"/>
             </w:tcBorders>
@@ -775,16 +775,15 @@
       </w:tr>
       <w:tr>
         <w:trPr>
-          <w:trHeight w:val="348"/>
+          <w:trHeight w:val="340"/>
         </w:trPr>
         <w:tc>
           <w:tcPr>
-            <w:tcW w:w="9002" w:type="dxa"/>
+            <w:tcW w:w="8789" w:type="dxa"/>
             <w:tcBorders>
               <w:top w:val="single" w:sz="12" w:space="0" w:color="000000"/>
               <w:left w:val="single" w:sz="4" w:space="0" w:color="000000"/>
               <w:bottom w:val="single" w:sz="12" w:space="0" w:color="000000"/>
-              <w:right w:val="single" w:sz="4" w:space="0" w:color="auto"/>
             </w:tcBorders>
           </w:tcPr>
           <w:p>
@@ -1000,10 +999,9 @@
         </w:tc>
         <w:tc>
           <w:tcPr>
-            <w:tcW w:w="1742" w:type="dxa"/>
+            <w:tcW w:w="1701" w:type="dxa"/>
             <w:tcBorders>
               <w:top w:val="single" w:sz="12" w:space="0" w:color="000000"/>
-              <w:left w:val="single" w:sz="4" w:space="0" w:color="auto"/>
               <w:bottom w:val="single" w:sz="12" w:space="0" w:color="000000"/>
               <w:right w:val="single" w:sz="4" w:space="0" w:color="000000"/>
             </w:tcBorders>
@@ -1022,7 +1020,7 @@
               <w:rPr>
                 <w:sz w:val="16"/>
               </w:rPr>
-              <w:t>&lt;&lt;Invoice_Total_Amount_Due__000&gt;&gt;</w:t>
+              <w:t>&lt;&lt;Invoice_Line_Item_Total_Line_Amount__000&gt;&gt;</w:t>
             </w:r>
           </w:p>
           <w:p>
@@ -1103,22 +1101,22 @@
     <w:tbl>
       <w:tblPr>
         <w:tblStyle w:val="TableGrid"/>
-        <w:tblW w:w="10729" w:type="dxa"/>
+        <w:tblW w:w="10490" w:type="dxa"/>
         <w:tblInd w:w="-5" w:type="dxa"/>
         <w:tblLayout w:type="fixed"/>
         <w:tblLook w:val="04A0" w:firstRow="1" w:lastRow="0" w:firstColumn="1" w:lastColumn="0" w:noHBand="0" w:noVBand="1"/>
       </w:tblPr>
       <w:tblGrid>
-        <w:gridCol w:w="8990"/>
-        <w:gridCol w:w="1739"/>
+        <w:gridCol w:w="8789"/>
+        <w:gridCol w:w="1701"/>
       </w:tblGrid>
       <w:tr>
         <w:trPr>
-          <w:trHeight w:val="312"/>
+          <w:trHeight w:val="271"/>
         </w:trPr>
         <w:tc>
           <w:tcPr>
-            <w:tcW w:w="8990" w:type="dxa"/>
+            <w:tcW w:w="8789" w:type="dxa"/>
             <w:vAlign w:val="bottom"/>
           </w:tcPr>
           <w:p>
@@ -1143,7 +1141,7 @@
         </w:tc>
         <w:tc>
           <w:tcPr>
-            <w:tcW w:w="1739" w:type="dxa"/>
+            <w:tcW w:w="1701" w:type="dxa"/>
             <w:vAlign w:val="bottom"/>
           </w:tcPr>
           <w:p>
@@ -1192,15 +1190,15 @@
         <w:tblLook w:val="04A0" w:firstRow="1" w:lastRow="0" w:firstColumn="1" w:lastColumn="0" w:noHBand="0" w:noVBand="1"/>
       </w:tblPr>
       <w:tblGrid>
-        <w:gridCol w:w="10739"/>
+        <w:gridCol w:w="10485"/>
       </w:tblGrid>
       <w:tr>
         <w:trPr>
-          <w:trHeight w:val="296"/>
+          <w:trHeight w:val="287"/>
         </w:trPr>
         <w:tc>
           <w:tcPr>
-            <w:tcW w:w="10739" w:type="dxa"/>
+            <w:tcW w:w="10485" w:type="dxa"/>
           </w:tcPr>
           <w:p>
             <w:pPr>
@@ -1244,6 +1242,11 @@
         </w:tc>
       </w:tr>
     </w:tbl>
+    <w:p>
+      <w:pPr>
+        <w:pStyle w:val="BodyText"/>
+      </w:pPr>
+    </w:p>
     <w:p>
       <w:pPr>
         <w:pStyle w:val="BodyText"/>
@@ -2269,7 +2272,14 @@
         </w:tc>
       </w:tr>
     </w:tbl>
-    <w:p/>
+    <w:p>
+      <w:pPr>
+        <w:pStyle w:val="Heading1"/>
+        <w:spacing w:before="100"/>
+        <w:ind w:left="0" w:right="3739"/>
+        <w:jc w:val="left"/>
+      </w:pPr>
+    </w:p>
     <w:sectPr>
       <w:headerReference w:type="default" r:id="rId7"/>
       <w:pgSz w:w="12240" w:h="15840"/>
@@ -2336,16 +2346,16 @@
       <mc:AlternateContent>
         <mc:Choice Requires="wps">
           <w:drawing>
-            <wp:anchor distT="0" distB="0" distL="114300" distR="114300" simplePos="0" relativeHeight="251663872" behindDoc="1" locked="0" layoutInCell="1" allowOverlap="1" wp14:anchorId="37ADB424" wp14:editId="64C919F1">
+            <wp:anchor distT="0" distB="0" distL="114300" distR="114300" simplePos="0" relativeHeight="251663872" behindDoc="1" locked="0" layoutInCell="1" allowOverlap="1" wp14:anchorId="37ADB424" wp14:editId="78E164AC">
               <wp:simplePos x="0" y="0"/>
               <wp:positionH relativeFrom="page">
                 <wp:posOffset>3924300</wp:posOffset>
               </wp:positionH>
               <wp:positionV relativeFrom="page">
-                <wp:posOffset>38100</wp:posOffset>
+                <wp:posOffset>101600</wp:posOffset>
               </wp:positionV>
-              <wp:extent cx="3345815" cy="1495425"/>
-              <wp:effectExtent l="0" t="0" r="6985" b="9525"/>
+              <wp:extent cx="3345815" cy="1184275"/>
+              <wp:effectExtent l="0" t="0" r="6985" b="15875"/>
               <wp:wrapNone/>
               <wp:docPr id="27" name="Text Box 2"/>
               <wp:cNvGraphicFramePr>
@@ -2360,7 +2370,7 @@
                     <wps:spPr bwMode="auto">
                       <a:xfrm>
                         <a:off x="0" y="0"/>
-                        <a:ext cx="3345815" cy="1495425"/>
+                        <a:ext cx="3345815" cy="1184275"/>
                       </a:xfrm>
                       <a:prstGeom prst="rect">
                         <a:avLst/>
@@ -2412,18 +2422,10 @@
                           <w:r>
                             <w:rPr>
                               <w:b/>
-                              <w:sz w:val="20"/>
-                              <w:szCs w:val="20"/>
-                            </w:rPr>
-                            <w:t>Invoicing</w:t>
-                          </w:r>
-                          <w:r>
-                            <w:rPr>
-                              <w:b/>
                               <w:sz w:val="18"/>
                               <w:szCs w:val="18"/>
                             </w:rPr>
-                            <w:t>_Party_Account_Name</w:t>
+                            <w:t>Invoicing_Party_Account_Name</w:t>
                           </w:r>
                           <w:proofErr w:type="spellEnd"/>
                           <w:r>
@@ -2566,7 +2568,7 @@
               <v:stroke joinstyle="miter"/>
               <v:path gradientshapeok="t" o:connecttype="rect"/>
             </v:shapetype>
-            <v:shape id="Text Box 2" o:spid="_x0000_s1026" type="#_x0000_t202" style="position:absolute;margin-left:309pt;margin-top:3pt;width:263.45pt;height:117.75pt;z-index:-251652608;visibility:visible;mso-wrap-style:square;mso-width-percent:0;mso-height-percent:0;mso-wrap-distance-left:9pt;mso-wrap-distance-top:0;mso-wrap-distance-right:9pt;mso-wrap-distance-bottom:0;mso-position-horizontal:absolute;mso-position-horizontal-relative:page;mso-position-vertical:absolute;mso-position-vertical-relative:page;mso-width-percent:0;mso-height-percent:0;mso-width-relative:page;mso-height-relative:page;v-text-anchor:top" o:gfxdata="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" filled="f" stroked="f">
+            <v:shape id="Text Box 2" o:spid="_x0000_s1026" type="#_x0000_t202" style="position:absolute;margin-left:309pt;margin-top:8pt;width:263.45pt;height:93.25pt;z-index:-251652608;visibility:visible;mso-wrap-style:square;mso-width-percent:0;mso-height-percent:0;mso-wrap-distance-left:9pt;mso-wrap-distance-top:0;mso-wrap-distance-right:9pt;mso-wrap-distance-bottom:0;mso-position-horizontal:absolute;mso-position-horizontal-relative:page;mso-position-vertical:absolute;mso-position-vertical-relative:page;mso-width-percent:0;mso-height-percent:0;mso-width-relative:page;mso-height-relative:page;v-text-anchor:top" o:gfxdata="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" filled="f" stroked="f">
               <v:path arrowok="t"/>
               <v:textbox inset="0,0,0,0">
                 <w:txbxContent>
@@ -2591,18 +2593,10 @@
                     <w:r>
                       <w:rPr>
                         <w:b/>
-                        <w:sz w:val="20"/>
-                        <w:szCs w:val="20"/>
-                      </w:rPr>
-                      <w:t>Invoicing</w:t>
-                    </w:r>
-                    <w:r>
-                      <w:rPr>
-                        <w:b/>
                         <w:sz w:val="18"/>
                         <w:szCs w:val="18"/>
                       </w:rPr>
-                      <w:t>_Party_Account_Name</w:t>
+                      <w:t>Invoicing_Party_Account_Name</w:t>
                     </w:r>
                     <w:proofErr w:type="spellEnd"/>
                     <w:r>
